--- a/power bi/PRATICE NOTES/analysis week 2.docx
+++ b/power bi/PRATICE NOTES/analysis week 2.docx
@@ -818,6 +818,671 @@
         </w:rPr>
       </w:pPr>
     </w:p>
+    <w:p>
+      <w:pPr>
+        <w:jc w:val="center"/>
+        <w:rPr>
+          <w:b/>
+          <w:bCs/>
+          <w:sz w:val="36"/>
+          <w:szCs w:val="36"/>
+        </w:rPr>
+      </w:pPr>
+      <w:r>
+        <w:rPr>
+          <w:b/>
+          <w:bCs/>
+          <w:sz w:val="36"/>
+          <w:szCs w:val="36"/>
+          <w:highlight w:val="yellow"/>
+        </w:rPr>
+        <w:t>DAY-7</w:t>
+      </w:r>
+    </w:p>
+    <w:p>
+      <w:pPr>
+        <w:rPr>
+          <w:b/>
+          <w:bCs/>
+          <w:sz w:val="36"/>
+          <w:szCs w:val="36"/>
+        </w:rPr>
+      </w:pPr>
+      <w:r>
+        <w:rPr>
+          <w:b/>
+          <w:bCs/>
+          <w:sz w:val="36"/>
+          <w:szCs w:val="36"/>
+          <w:highlight w:val="yellow"/>
+        </w:rPr>
+        <w:lastRenderedPageBreak/>
+        <w:t xml:space="preserve">USING PYTHON </w:t>
+      </w:r>
+      <w:proofErr w:type="gramStart"/>
+      <w:r>
+        <w:rPr>
+          <w:b/>
+          <w:bCs/>
+          <w:sz w:val="36"/>
+          <w:szCs w:val="36"/>
+          <w:highlight w:val="yellow"/>
+        </w:rPr>
+        <w:t>SCRIPT</w:t>
+      </w:r>
+      <w:proofErr w:type="gramEnd"/>
+      <w:r>
+        <w:rPr>
+          <w:b/>
+          <w:bCs/>
+          <w:sz w:val="36"/>
+          <w:szCs w:val="36"/>
+          <w:highlight w:val="yellow"/>
+        </w:rPr>
+        <w:t xml:space="preserve"> WE IMPORT PANDAS TO READ_CSV TO READ CSV FILE TO IMPORT IN POWER BI</w:t>
+      </w:r>
+      <w:r>
+        <w:rPr>
+          <w:b/>
+          <w:bCs/>
+          <w:sz w:val="36"/>
+          <w:szCs w:val="36"/>
+        </w:rPr>
+        <w:t xml:space="preserve"> </w:t>
+      </w:r>
+    </w:p>
+    <w:p>
+      <w:pPr>
+        <w:pStyle w:val="ListParagraph"/>
+        <w:numPr>
+          <w:ilvl w:val="0"/>
+          <w:numId w:val="3"/>
+        </w:numPr>
+        <w:rPr>
+          <w:b/>
+          <w:bCs/>
+          <w:sz w:val="36"/>
+          <w:szCs w:val="36"/>
+        </w:rPr>
+      </w:pPr>
+      <w:r>
+        <w:rPr>
+          <w:b/>
+          <w:bCs/>
+          <w:sz w:val="36"/>
+          <w:szCs w:val="36"/>
+        </w:rPr>
+        <w:t xml:space="preserve">ENTIRE POWER BI RUN BY PROGRAM </w:t>
+      </w:r>
+      <w:r>
+        <w:rPr>
+          <w:b/>
+          <w:bCs/>
+          <w:sz w:val="36"/>
+          <w:szCs w:val="36"/>
+          <w:highlight w:val="yellow"/>
+        </w:rPr>
+        <w:t>C AND C#SHARP</w:t>
+      </w:r>
+    </w:p>
+    <w:p>
+      <w:pPr>
+        <w:pStyle w:val="ListParagraph"/>
+        <w:numPr>
+          <w:ilvl w:val="0"/>
+          <w:numId w:val="3"/>
+        </w:numPr>
+        <w:rPr>
+          <w:b/>
+          <w:bCs/>
+          <w:sz w:val="36"/>
+          <w:szCs w:val="36"/>
+        </w:rPr>
+      </w:pPr>
+      <w:r>
+        <w:rPr>
+          <w:b/>
+          <w:bCs/>
+          <w:sz w:val="36"/>
+          <w:szCs w:val="36"/>
+        </w:rPr>
+        <w:t xml:space="preserve">DATE CLEANING WE USE </w:t>
+      </w:r>
+      <w:r>
+        <w:rPr>
+          <w:b/>
+          <w:bCs/>
+          <w:sz w:val="36"/>
+          <w:szCs w:val="36"/>
+          <w:highlight w:val="yellow"/>
+        </w:rPr>
+        <w:t xml:space="preserve">M </w:t>
+      </w:r>
+      <w:proofErr w:type="gramStart"/>
+      <w:r>
+        <w:rPr>
+          <w:b/>
+          <w:bCs/>
+          <w:sz w:val="36"/>
+          <w:szCs w:val="36"/>
+          <w:highlight w:val="yellow"/>
+        </w:rPr>
+        <w:t>LANGUAGE</w:t>
+      </w:r>
+      <w:r>
+        <w:rPr>
+          <w:b/>
+          <w:bCs/>
+          <w:sz w:val="36"/>
+          <w:szCs w:val="36"/>
+        </w:rPr>
+        <w:t>(</w:t>
+      </w:r>
+      <w:proofErr w:type="gramEnd"/>
+      <w:r>
+        <w:rPr>
+          <w:b/>
+          <w:bCs/>
+          <w:sz w:val="36"/>
+          <w:szCs w:val="36"/>
+        </w:rPr>
+        <w:t>POWER QUERY FORMULA LANGUAGE)</w:t>
+      </w:r>
+    </w:p>
+    <w:p>
+      <w:pPr>
+        <w:pStyle w:val="ListParagraph"/>
+        <w:numPr>
+          <w:ilvl w:val="0"/>
+          <w:numId w:val="3"/>
+        </w:numPr>
+        <w:rPr>
+          <w:b/>
+          <w:bCs/>
+          <w:sz w:val="36"/>
+          <w:szCs w:val="36"/>
+        </w:rPr>
+      </w:pPr>
+      <w:r>
+        <w:rPr>
+          <w:b/>
+          <w:bCs/>
+          <w:sz w:val="36"/>
+          <w:szCs w:val="36"/>
+        </w:rPr>
+        <w:t xml:space="preserve">FOR DATA ANALYSIS </w:t>
+      </w:r>
+      <w:r>
+        <w:rPr>
+          <w:b/>
+          <w:bCs/>
+          <w:sz w:val="36"/>
+          <w:szCs w:val="36"/>
+          <w:highlight w:val="yellow"/>
+        </w:rPr>
+        <w:t>Data Analysis Expressions (DAX)</w:t>
+      </w:r>
+    </w:p>
+    <w:p>
+      <w:pPr>
+        <w:numPr>
+          <w:ilvl w:val="0"/>
+          <w:numId w:val="3"/>
+        </w:numPr>
+        <w:shd w:val="clear" w:color="auto" w:fill="FFFFFF"/>
+        <w:spacing w:after="0" w:line="330" w:lineRule="atLeast"/>
+        <w:rPr>
+          <w:rFonts w:ascii="Arial" w:eastAsia="Times New Roman" w:hAnsi="Arial" w:cs="Arial"/>
+          <w:color w:val="001D35"/>
+          <w:kern w:val="0"/>
+          <w:highlight w:val="yellow"/>
+          <w:lang w:eastAsia="en-IN"/>
+          <w14:ligatures w14:val="none"/>
+        </w:rPr>
+      </w:pPr>
+      <w:r>
+        <w:rPr>
+          <w:rFonts w:ascii="Arial" w:eastAsia="Times New Roman" w:hAnsi="Arial" w:cs="Arial"/>
+          <w:b/>
+          <w:bCs/>
+          <w:color w:val="001D35"/>
+          <w:kern w:val="0"/>
+          <w:highlight w:val="yellow"/>
+          <w:lang w:eastAsia="en-IN"/>
+          <w14:ligatures w14:val="none"/>
+        </w:rPr>
+        <w:t>Python/R</w:t>
+      </w:r>
+      <w:r>
+        <w:rPr>
+          <w:rFonts w:ascii="Arial" w:eastAsia="Times New Roman" w:hAnsi="Arial" w:cs="Arial"/>
+          <w:color w:val="001D35"/>
+          <w:kern w:val="0"/>
+          <w:highlight w:val="yellow"/>
+          <w:lang w:eastAsia="en-IN"/>
+          <w14:ligatures w14:val="none"/>
+        </w:rPr>
+        <w:t>: Power BI supports integration with Python and R for advanced analytics, data visualization, and scripting, allowing users to leverage their extensive libraries within Power BI reports.</w:t>
+      </w:r>
+    </w:p>
+    <w:p>
+      <w:pPr>
+        <w:pStyle w:val="ListParagraph"/>
+        <w:rPr>
+          <w:b/>
+          <w:bCs/>
+          <w:sz w:val="36"/>
+          <w:szCs w:val="36"/>
+        </w:rPr>
+      </w:pPr>
+    </w:p>
+    <w:p>
+      <w:pPr>
+        <w:pStyle w:val="ListParagraph"/>
+        <w:rPr>
+          <w:b/>
+          <w:bCs/>
+          <w:sz w:val="36"/>
+          <w:szCs w:val="36"/>
+        </w:rPr>
+      </w:pPr>
+      <w:r>
+        <w:rPr>
+          <w:b/>
+          <w:bCs/>
+          <w:sz w:val="36"/>
+          <w:szCs w:val="36"/>
+          <w:highlight w:val="yellow"/>
+        </w:rPr>
+        <w:t>DAX:</w:t>
+      </w:r>
+    </w:p>
+    <w:p>
+      <w:pPr>
+        <w:pStyle w:val="ListParagraph"/>
+        <w:rPr>
+          <w:b/>
+          <w:bCs/>
+          <w:sz w:val="36"/>
+          <w:szCs w:val="36"/>
+        </w:rPr>
+      </w:pPr>
+      <w:r>
+        <w:rPr>
+          <w:b/>
+          <w:bCs/>
+          <w:sz w:val="36"/>
+          <w:szCs w:val="36"/>
+        </w:rPr>
+        <w:t>DAX STANDS FOR DATA ANALYSIS EXPRESSIONS.</w:t>
+      </w:r>
+    </w:p>
+    <w:p>
+      <w:pPr>
+        <w:pStyle w:val="ListParagraph"/>
+        <w:rPr>
+          <w:b/>
+          <w:bCs/>
+          <w:sz w:val="36"/>
+          <w:szCs w:val="36"/>
+        </w:rPr>
+      </w:pPr>
+      <w:r>
+        <w:rPr>
+          <w:b/>
+          <w:bCs/>
+          <w:sz w:val="36"/>
+          <w:szCs w:val="36"/>
+          <w:highlight w:val="yellow"/>
+        </w:rPr>
+        <w:t xml:space="preserve">IT IS A FORMULA LANGUAGE USED IN POWER BI, POWER PIVOT, AND </w:t>
+      </w:r>
+      <w:proofErr w:type="gramStart"/>
+      <w:r>
+        <w:rPr>
+          <w:b/>
+          <w:bCs/>
+          <w:sz w:val="36"/>
+          <w:szCs w:val="36"/>
+          <w:highlight w:val="yellow"/>
+        </w:rPr>
+        <w:t>SSAS</w:t>
+      </w:r>
+      <w:r>
+        <w:rPr>
+          <w:b/>
+          <w:bCs/>
+          <w:sz w:val="36"/>
+          <w:szCs w:val="36"/>
+          <w:highlight w:val="yellow"/>
+        </w:rPr>
+        <w:t>(</w:t>
+      </w:r>
+      <w:proofErr w:type="gramEnd"/>
+      <w:r>
+        <w:rPr>
+          <w:b/>
+          <w:bCs/>
+          <w:sz w:val="36"/>
+          <w:szCs w:val="36"/>
+          <w:highlight w:val="yellow"/>
+        </w:rPr>
+        <w:t>SQL SERVER ANALYSIS SERVICES</w:t>
+      </w:r>
+      <w:r>
+        <w:rPr>
+          <w:b/>
+          <w:bCs/>
+          <w:sz w:val="36"/>
+          <w:szCs w:val="36"/>
+          <w:highlight w:val="yellow"/>
+        </w:rPr>
+        <w:t>)</w:t>
+      </w:r>
+      <w:r>
+        <w:rPr>
+          <w:b/>
+          <w:bCs/>
+          <w:sz w:val="36"/>
+          <w:szCs w:val="36"/>
+          <w:highlight w:val="yellow"/>
+        </w:rPr>
+        <w:t xml:space="preserve"> TABULAR MODELS</w:t>
+      </w:r>
+      <w:r>
+        <w:rPr>
+          <w:b/>
+          <w:bCs/>
+          <w:sz w:val="36"/>
+          <w:szCs w:val="36"/>
+        </w:rPr>
+        <w:t>.</w:t>
+      </w:r>
+    </w:p>
+    <w:p>
+      <w:pPr>
+        <w:pStyle w:val="ListParagraph"/>
+        <w:rPr>
+          <w:b/>
+          <w:bCs/>
+          <w:sz w:val="36"/>
+          <w:szCs w:val="36"/>
+        </w:rPr>
+      </w:pPr>
+      <w:r>
+        <w:rPr>
+          <w:b/>
+          <w:bCs/>
+          <w:sz w:val="36"/>
+          <w:szCs w:val="36"/>
+        </w:rPr>
+        <w:t>DAX IS DESIGNED TO WORK WITH DATA MODELS AND TO PERFORM CALCULATIONS AND AGGREGATIONS ON DATA IN COLUMNS AND TABLES.</w:t>
+      </w:r>
+    </w:p>
+    <w:p>
+      <w:pPr>
+        <w:pStyle w:val="ListParagraph"/>
+        <w:rPr>
+          <w:b/>
+          <w:bCs/>
+          <w:sz w:val="36"/>
+          <w:szCs w:val="36"/>
+        </w:rPr>
+      </w:pPr>
+      <w:r>
+        <w:rPr>
+          <w:rFonts w:ascii="Segoe UI Emoji" w:hAnsi="Segoe UI Emoji" w:cs="Segoe UI Emoji"/>
+          <w:b/>
+          <w:bCs/>
+          <w:sz w:val="36"/>
+          <w:szCs w:val="36"/>
+          <w:highlight w:val="yellow"/>
+        </w:rPr>
+        <w:t>🔹</w:t>
+      </w:r>
+      <w:r>
+        <w:rPr>
+          <w:b/>
+          <w:bCs/>
+          <w:sz w:val="36"/>
+          <w:szCs w:val="36"/>
+          <w:highlight w:val="yellow"/>
+        </w:rPr>
+        <w:t xml:space="preserve"> TYPES OF DAX FUNCTIONS:</w:t>
+      </w:r>
+    </w:p>
+    <w:p>
+      <w:pPr>
+        <w:pStyle w:val="ListParagraph"/>
+        <w:numPr>
+          <w:ilvl w:val="0"/>
+          <w:numId w:val="5"/>
+        </w:numPr>
+        <w:rPr>
+          <w:b/>
+          <w:bCs/>
+          <w:sz w:val="36"/>
+          <w:szCs w:val="36"/>
+        </w:rPr>
+      </w:pPr>
+      <w:r>
+        <w:rPr>
+          <w:b/>
+          <w:bCs/>
+          <w:sz w:val="36"/>
+          <w:szCs w:val="36"/>
+          <w:highlight w:val="yellow"/>
+        </w:rPr>
+        <w:t>AGGREGATION FUNCTIONS</w:t>
+      </w:r>
+      <w:r>
+        <w:rPr>
+          <w:b/>
+          <w:bCs/>
+          <w:sz w:val="36"/>
+          <w:szCs w:val="36"/>
+        </w:rPr>
+        <w:t xml:space="preserve"> – SUM, AVERAGE, COUNT, MAX, MIN</w:t>
+      </w:r>
+    </w:p>
+    <w:p>
+      <w:pPr>
+        <w:pStyle w:val="ListParagraph"/>
+        <w:numPr>
+          <w:ilvl w:val="0"/>
+          <w:numId w:val="5"/>
+        </w:numPr>
+        <w:rPr>
+          <w:b/>
+          <w:bCs/>
+          <w:sz w:val="36"/>
+          <w:szCs w:val="36"/>
+        </w:rPr>
+      </w:pPr>
+      <w:r>
+        <w:rPr>
+          <w:b/>
+          <w:bCs/>
+          <w:sz w:val="36"/>
+          <w:szCs w:val="36"/>
+          <w:highlight w:val="yellow"/>
+        </w:rPr>
+        <w:t>FILTER FUNCTIONS</w:t>
+      </w:r>
+      <w:r>
+        <w:rPr>
+          <w:b/>
+          <w:bCs/>
+          <w:sz w:val="36"/>
+          <w:szCs w:val="36"/>
+        </w:rPr>
+        <w:t xml:space="preserve"> – CALCULATE, FILTER, ALL, RELATED</w:t>
+      </w:r>
+    </w:p>
+    <w:p>
+      <w:pPr>
+        <w:pStyle w:val="ListParagraph"/>
+        <w:numPr>
+          <w:ilvl w:val="0"/>
+          <w:numId w:val="5"/>
+        </w:numPr>
+        <w:rPr>
+          <w:b/>
+          <w:bCs/>
+          <w:sz w:val="36"/>
+          <w:szCs w:val="36"/>
+        </w:rPr>
+      </w:pPr>
+      <w:r>
+        <w:rPr>
+          <w:b/>
+          <w:bCs/>
+          <w:sz w:val="36"/>
+          <w:szCs w:val="36"/>
+          <w:highlight w:val="yellow"/>
+        </w:rPr>
+        <w:t>LOGICAL FUNCTIONS</w:t>
+      </w:r>
+      <w:r>
+        <w:rPr>
+          <w:b/>
+          <w:bCs/>
+          <w:sz w:val="36"/>
+          <w:szCs w:val="36"/>
+        </w:rPr>
+        <w:t xml:space="preserve"> – IF, AND, OR, SWITCH</w:t>
+      </w:r>
+    </w:p>
+    <w:p>
+      <w:pPr>
+        <w:pStyle w:val="ListParagraph"/>
+        <w:numPr>
+          <w:ilvl w:val="0"/>
+          <w:numId w:val="5"/>
+        </w:numPr>
+        <w:rPr>
+          <w:b/>
+          <w:bCs/>
+          <w:sz w:val="36"/>
+          <w:szCs w:val="36"/>
+        </w:rPr>
+      </w:pPr>
+      <w:r>
+        <w:rPr>
+          <w:b/>
+          <w:bCs/>
+          <w:sz w:val="36"/>
+          <w:szCs w:val="36"/>
+          <w:highlight w:val="yellow"/>
+        </w:rPr>
+        <w:t>TEXT FUNCTIONS</w:t>
+      </w:r>
+      <w:r>
+        <w:rPr>
+          <w:b/>
+          <w:bCs/>
+          <w:sz w:val="36"/>
+          <w:szCs w:val="36"/>
+        </w:rPr>
+        <w:t xml:space="preserve"> – LEFT, RIGHT, MID, CONCATENATE</w:t>
+      </w:r>
+    </w:p>
+    <w:p>
+      <w:pPr>
+        <w:pStyle w:val="ListParagraph"/>
+        <w:numPr>
+          <w:ilvl w:val="0"/>
+          <w:numId w:val="5"/>
+        </w:numPr>
+        <w:rPr>
+          <w:b/>
+          <w:bCs/>
+          <w:sz w:val="36"/>
+          <w:szCs w:val="36"/>
+        </w:rPr>
+      </w:pPr>
+      <w:r>
+        <w:rPr>
+          <w:b/>
+          <w:bCs/>
+          <w:sz w:val="36"/>
+          <w:szCs w:val="36"/>
+          <w:highlight w:val="yellow"/>
+        </w:rPr>
+        <w:t>TIME INTELLIGENCE</w:t>
+      </w:r>
+      <w:r>
+        <w:rPr>
+          <w:b/>
+          <w:bCs/>
+          <w:sz w:val="36"/>
+          <w:szCs w:val="36"/>
+        </w:rPr>
+        <w:t xml:space="preserve"> – DATEADD, DATESYTD, SAMEPERIODLASTYEAR</w:t>
+      </w:r>
+    </w:p>
+    <w:p>
+      <w:pPr>
+        <w:pStyle w:val="ListParagraph"/>
+        <w:rPr>
+          <w:b/>
+          <w:bCs/>
+          <w:sz w:val="36"/>
+          <w:szCs w:val="36"/>
+        </w:rPr>
+      </w:pPr>
+    </w:p>
+    <w:p>
+      <w:pPr>
+        <w:pStyle w:val="ListParagraph"/>
+        <w:rPr>
+          <w:b/>
+          <w:bCs/>
+          <w:sz w:val="36"/>
+          <w:szCs w:val="36"/>
+        </w:rPr>
+      </w:pPr>
+    </w:p>
+    <w:p>
+      <w:pPr>
+        <w:pStyle w:val="ListParagraph"/>
+        <w:rPr>
+          <w:b/>
+          <w:bCs/>
+          <w:sz w:val="36"/>
+          <w:szCs w:val="36"/>
+        </w:rPr>
+      </w:pPr>
+      <w:r>
+        <w:rPr>
+          <w:b/>
+          <w:bCs/>
+          <w:sz w:val="36"/>
+          <w:szCs w:val="36"/>
+        </w:rPr>
+        <w:tab/>
+      </w:r>
+    </w:p>
+    <w:p>
+      <w:pPr>
+        <w:rPr>
+          <w:b/>
+          <w:bCs/>
+          <w:sz w:val="36"/>
+          <w:szCs w:val="36"/>
+        </w:rPr>
+      </w:pPr>
+    </w:p>
+    <w:p>
+      <w:pPr>
+        <w:rPr>
+          <w:b/>
+          <w:bCs/>
+          <w:sz w:val="36"/>
+          <w:szCs w:val="36"/>
+        </w:rPr>
+      </w:pPr>
+    </w:p>
     <w:sectPr>
       <w:pgSz w:w="11906" w:h="16838"/>
       <w:pgMar w:top="1440" w:right="1440" w:bottom="1440" w:left="1440" w:header="708" w:footer="708" w:gutter="0"/>
@@ -1032,11 +1697,431 @@
       </w:rPr>
     </w:lvl>
   </w:abstractNum>
+  <w:abstractNum w:abstractNumId="2" w15:restartNumberingAfterBreak="0">
+    <w:nsid w:val="73CA5C14"/>
+    <w:multiLevelType w:val="hybridMultilevel"/>
+    <w:tmpl w:val="D9005F74"/>
+    <w:lvl w:ilvl="0" w:tplc="40090001">
+      <w:start w:val="1"/>
+      <w:numFmt w:val="bullet"/>
+      <w:lvlText w:val=""/>
+      <w:lvlJc w:val="left"/>
+      <w:pPr>
+        <w:ind w:left="720" w:hanging="360"/>
+      </w:pPr>
+      <w:rPr>
+        <w:rFonts w:ascii="Symbol" w:hAnsi="Symbol" w:hint="default"/>
+      </w:rPr>
+    </w:lvl>
+    <w:lvl w:ilvl="1" w:tplc="40090003" w:tentative="1">
+      <w:start w:val="1"/>
+      <w:numFmt w:val="bullet"/>
+      <w:lvlText w:val="o"/>
+      <w:lvlJc w:val="left"/>
+      <w:pPr>
+        <w:ind w:left="1440" w:hanging="360"/>
+      </w:pPr>
+      <w:rPr>
+        <w:rFonts w:ascii="Courier New" w:hAnsi="Courier New" w:cs="Courier New" w:hint="default"/>
+      </w:rPr>
+    </w:lvl>
+    <w:lvl w:ilvl="2" w:tplc="40090005" w:tentative="1">
+      <w:start w:val="1"/>
+      <w:numFmt w:val="bullet"/>
+      <w:lvlText w:val=""/>
+      <w:lvlJc w:val="left"/>
+      <w:pPr>
+        <w:ind w:left="2160" w:hanging="360"/>
+      </w:pPr>
+      <w:rPr>
+        <w:rFonts w:ascii="Wingdings" w:hAnsi="Wingdings" w:hint="default"/>
+      </w:rPr>
+    </w:lvl>
+    <w:lvl w:ilvl="3" w:tplc="40090001" w:tentative="1">
+      <w:start w:val="1"/>
+      <w:numFmt w:val="bullet"/>
+      <w:lvlText w:val=""/>
+      <w:lvlJc w:val="left"/>
+      <w:pPr>
+        <w:ind w:left="2880" w:hanging="360"/>
+      </w:pPr>
+      <w:rPr>
+        <w:rFonts w:ascii="Symbol" w:hAnsi="Symbol" w:hint="default"/>
+      </w:rPr>
+    </w:lvl>
+    <w:lvl w:ilvl="4" w:tplc="40090003" w:tentative="1">
+      <w:start w:val="1"/>
+      <w:numFmt w:val="bullet"/>
+      <w:lvlText w:val="o"/>
+      <w:lvlJc w:val="left"/>
+      <w:pPr>
+        <w:ind w:left="3600" w:hanging="360"/>
+      </w:pPr>
+      <w:rPr>
+        <w:rFonts w:ascii="Courier New" w:hAnsi="Courier New" w:cs="Courier New" w:hint="default"/>
+      </w:rPr>
+    </w:lvl>
+    <w:lvl w:ilvl="5" w:tplc="40090005" w:tentative="1">
+      <w:start w:val="1"/>
+      <w:numFmt w:val="bullet"/>
+      <w:lvlText w:val=""/>
+      <w:lvlJc w:val="left"/>
+      <w:pPr>
+        <w:ind w:left="4320" w:hanging="360"/>
+      </w:pPr>
+      <w:rPr>
+        <w:rFonts w:ascii="Wingdings" w:hAnsi="Wingdings" w:hint="default"/>
+      </w:rPr>
+    </w:lvl>
+    <w:lvl w:ilvl="6" w:tplc="40090001" w:tentative="1">
+      <w:start w:val="1"/>
+      <w:numFmt w:val="bullet"/>
+      <w:lvlText w:val=""/>
+      <w:lvlJc w:val="left"/>
+      <w:pPr>
+        <w:ind w:left="5040" w:hanging="360"/>
+      </w:pPr>
+      <w:rPr>
+        <w:rFonts w:ascii="Symbol" w:hAnsi="Symbol" w:hint="default"/>
+      </w:rPr>
+    </w:lvl>
+    <w:lvl w:ilvl="7" w:tplc="40090003" w:tentative="1">
+      <w:start w:val="1"/>
+      <w:numFmt w:val="bullet"/>
+      <w:lvlText w:val="o"/>
+      <w:lvlJc w:val="left"/>
+      <w:pPr>
+        <w:ind w:left="5760" w:hanging="360"/>
+      </w:pPr>
+      <w:rPr>
+        <w:rFonts w:ascii="Courier New" w:hAnsi="Courier New" w:cs="Courier New" w:hint="default"/>
+      </w:rPr>
+    </w:lvl>
+    <w:lvl w:ilvl="8" w:tplc="40090005" w:tentative="1">
+      <w:start w:val="1"/>
+      <w:numFmt w:val="bullet"/>
+      <w:lvlText w:val=""/>
+      <w:lvlJc w:val="left"/>
+      <w:pPr>
+        <w:ind w:left="6480" w:hanging="360"/>
+      </w:pPr>
+      <w:rPr>
+        <w:rFonts w:ascii="Wingdings" w:hAnsi="Wingdings" w:hint="default"/>
+      </w:rPr>
+    </w:lvl>
+  </w:abstractNum>
+  <w:abstractNum w:abstractNumId="3" w15:restartNumberingAfterBreak="0">
+    <w:nsid w:val="7A8C0F9B"/>
+    <w:multiLevelType w:val="multilevel"/>
+    <w:tmpl w:val="E564D7EE"/>
+    <w:lvl w:ilvl="0">
+      <w:start w:val="1"/>
+      <w:numFmt w:val="bullet"/>
+      <w:lvlText w:val=""/>
+      <w:lvlJc w:val="left"/>
+      <w:pPr>
+        <w:tabs>
+          <w:tab w:val="num" w:pos="720"/>
+        </w:tabs>
+        <w:ind w:left="720" w:hanging="360"/>
+      </w:pPr>
+      <w:rPr>
+        <w:rFonts w:ascii="Symbol" w:hAnsi="Symbol" w:hint="default"/>
+        <w:sz w:val="20"/>
+      </w:rPr>
+    </w:lvl>
+    <w:lvl w:ilvl="1" w:tentative="1">
+      <w:start w:val="1"/>
+      <w:numFmt w:val="bullet"/>
+      <w:lvlText w:val="o"/>
+      <w:lvlJc w:val="left"/>
+      <w:pPr>
+        <w:tabs>
+          <w:tab w:val="num" w:pos="1440"/>
+        </w:tabs>
+        <w:ind w:left="1440" w:hanging="360"/>
+      </w:pPr>
+      <w:rPr>
+        <w:rFonts w:ascii="Courier New" w:hAnsi="Courier New" w:hint="default"/>
+        <w:sz w:val="20"/>
+      </w:rPr>
+    </w:lvl>
+    <w:lvl w:ilvl="2" w:tentative="1">
+      <w:start w:val="1"/>
+      <w:numFmt w:val="bullet"/>
+      <w:lvlText w:val=""/>
+      <w:lvlJc w:val="left"/>
+      <w:pPr>
+        <w:tabs>
+          <w:tab w:val="num" w:pos="2160"/>
+        </w:tabs>
+        <w:ind w:left="2160" w:hanging="360"/>
+      </w:pPr>
+      <w:rPr>
+        <w:rFonts w:ascii="Wingdings" w:hAnsi="Wingdings" w:hint="default"/>
+        <w:sz w:val="20"/>
+      </w:rPr>
+    </w:lvl>
+    <w:lvl w:ilvl="3" w:tentative="1">
+      <w:start w:val="1"/>
+      <w:numFmt w:val="bullet"/>
+      <w:lvlText w:val=""/>
+      <w:lvlJc w:val="left"/>
+      <w:pPr>
+        <w:tabs>
+          <w:tab w:val="num" w:pos="2880"/>
+        </w:tabs>
+        <w:ind w:left="2880" w:hanging="360"/>
+      </w:pPr>
+      <w:rPr>
+        <w:rFonts w:ascii="Wingdings" w:hAnsi="Wingdings" w:hint="default"/>
+        <w:sz w:val="20"/>
+      </w:rPr>
+    </w:lvl>
+    <w:lvl w:ilvl="4" w:tentative="1">
+      <w:start w:val="1"/>
+      <w:numFmt w:val="bullet"/>
+      <w:lvlText w:val=""/>
+      <w:lvlJc w:val="left"/>
+      <w:pPr>
+        <w:tabs>
+          <w:tab w:val="num" w:pos="3600"/>
+        </w:tabs>
+        <w:ind w:left="3600" w:hanging="360"/>
+      </w:pPr>
+      <w:rPr>
+        <w:rFonts w:ascii="Wingdings" w:hAnsi="Wingdings" w:hint="default"/>
+        <w:sz w:val="20"/>
+      </w:rPr>
+    </w:lvl>
+    <w:lvl w:ilvl="5" w:tentative="1">
+      <w:start w:val="1"/>
+      <w:numFmt w:val="bullet"/>
+      <w:lvlText w:val=""/>
+      <w:lvlJc w:val="left"/>
+      <w:pPr>
+        <w:tabs>
+          <w:tab w:val="num" w:pos="4320"/>
+        </w:tabs>
+        <w:ind w:left="4320" w:hanging="360"/>
+      </w:pPr>
+      <w:rPr>
+        <w:rFonts w:ascii="Wingdings" w:hAnsi="Wingdings" w:hint="default"/>
+        <w:sz w:val="20"/>
+      </w:rPr>
+    </w:lvl>
+    <w:lvl w:ilvl="6" w:tentative="1">
+      <w:start w:val="1"/>
+      <w:numFmt w:val="bullet"/>
+      <w:lvlText w:val=""/>
+      <w:lvlJc w:val="left"/>
+      <w:pPr>
+        <w:tabs>
+          <w:tab w:val="num" w:pos="5040"/>
+        </w:tabs>
+        <w:ind w:left="5040" w:hanging="360"/>
+      </w:pPr>
+      <w:rPr>
+        <w:rFonts w:ascii="Wingdings" w:hAnsi="Wingdings" w:hint="default"/>
+        <w:sz w:val="20"/>
+      </w:rPr>
+    </w:lvl>
+    <w:lvl w:ilvl="7" w:tentative="1">
+      <w:start w:val="1"/>
+      <w:numFmt w:val="bullet"/>
+      <w:lvlText w:val=""/>
+      <w:lvlJc w:val="left"/>
+      <w:pPr>
+        <w:tabs>
+          <w:tab w:val="num" w:pos="5760"/>
+        </w:tabs>
+        <w:ind w:left="5760" w:hanging="360"/>
+      </w:pPr>
+      <w:rPr>
+        <w:rFonts w:ascii="Wingdings" w:hAnsi="Wingdings" w:hint="default"/>
+        <w:sz w:val="20"/>
+      </w:rPr>
+    </w:lvl>
+    <w:lvl w:ilvl="8" w:tentative="1">
+      <w:start w:val="1"/>
+      <w:numFmt w:val="bullet"/>
+      <w:lvlText w:val=""/>
+      <w:lvlJc w:val="left"/>
+      <w:pPr>
+        <w:tabs>
+          <w:tab w:val="num" w:pos="6480"/>
+        </w:tabs>
+        <w:ind w:left="6480" w:hanging="360"/>
+      </w:pPr>
+      <w:rPr>
+        <w:rFonts w:ascii="Wingdings" w:hAnsi="Wingdings" w:hint="default"/>
+        <w:sz w:val="20"/>
+      </w:rPr>
+    </w:lvl>
+  </w:abstractNum>
+  <w:abstractNum w:abstractNumId="4" w15:restartNumberingAfterBreak="0">
+    <w:nsid w:val="7CC55C18"/>
+    <w:multiLevelType w:val="multilevel"/>
+    <w:tmpl w:val="B97406B0"/>
+    <w:lvl w:ilvl="0">
+      <w:start w:val="1"/>
+      <w:numFmt w:val="bullet"/>
+      <w:lvlText w:val=""/>
+      <w:lvlJc w:val="left"/>
+      <w:pPr>
+        <w:tabs>
+          <w:tab w:val="num" w:pos="720"/>
+        </w:tabs>
+        <w:ind w:left="720" w:hanging="360"/>
+      </w:pPr>
+      <w:rPr>
+        <w:rFonts w:ascii="Symbol" w:hAnsi="Symbol" w:hint="default"/>
+        <w:sz w:val="20"/>
+      </w:rPr>
+    </w:lvl>
+    <w:lvl w:ilvl="1" w:tentative="1">
+      <w:start w:val="1"/>
+      <w:numFmt w:val="bullet"/>
+      <w:lvlText w:val="o"/>
+      <w:lvlJc w:val="left"/>
+      <w:pPr>
+        <w:tabs>
+          <w:tab w:val="num" w:pos="1440"/>
+        </w:tabs>
+        <w:ind w:left="1440" w:hanging="360"/>
+      </w:pPr>
+      <w:rPr>
+        <w:rFonts w:ascii="Courier New" w:hAnsi="Courier New" w:hint="default"/>
+        <w:sz w:val="20"/>
+      </w:rPr>
+    </w:lvl>
+    <w:lvl w:ilvl="2" w:tentative="1">
+      <w:start w:val="1"/>
+      <w:numFmt w:val="bullet"/>
+      <w:lvlText w:val=""/>
+      <w:lvlJc w:val="left"/>
+      <w:pPr>
+        <w:tabs>
+          <w:tab w:val="num" w:pos="2160"/>
+        </w:tabs>
+        <w:ind w:left="2160" w:hanging="360"/>
+      </w:pPr>
+      <w:rPr>
+        <w:rFonts w:ascii="Wingdings" w:hAnsi="Wingdings" w:hint="default"/>
+        <w:sz w:val="20"/>
+      </w:rPr>
+    </w:lvl>
+    <w:lvl w:ilvl="3" w:tentative="1">
+      <w:start w:val="1"/>
+      <w:numFmt w:val="bullet"/>
+      <w:lvlText w:val=""/>
+      <w:lvlJc w:val="left"/>
+      <w:pPr>
+        <w:tabs>
+          <w:tab w:val="num" w:pos="2880"/>
+        </w:tabs>
+        <w:ind w:left="2880" w:hanging="360"/>
+      </w:pPr>
+      <w:rPr>
+        <w:rFonts w:ascii="Wingdings" w:hAnsi="Wingdings" w:hint="default"/>
+        <w:sz w:val="20"/>
+      </w:rPr>
+    </w:lvl>
+    <w:lvl w:ilvl="4" w:tentative="1">
+      <w:start w:val="1"/>
+      <w:numFmt w:val="bullet"/>
+      <w:lvlText w:val=""/>
+      <w:lvlJc w:val="left"/>
+      <w:pPr>
+        <w:tabs>
+          <w:tab w:val="num" w:pos="3600"/>
+        </w:tabs>
+        <w:ind w:left="3600" w:hanging="360"/>
+      </w:pPr>
+      <w:rPr>
+        <w:rFonts w:ascii="Wingdings" w:hAnsi="Wingdings" w:hint="default"/>
+        <w:sz w:val="20"/>
+      </w:rPr>
+    </w:lvl>
+    <w:lvl w:ilvl="5" w:tentative="1">
+      <w:start w:val="1"/>
+      <w:numFmt w:val="bullet"/>
+      <w:lvlText w:val=""/>
+      <w:lvlJc w:val="left"/>
+      <w:pPr>
+        <w:tabs>
+          <w:tab w:val="num" w:pos="4320"/>
+        </w:tabs>
+        <w:ind w:left="4320" w:hanging="360"/>
+      </w:pPr>
+      <w:rPr>
+        <w:rFonts w:ascii="Wingdings" w:hAnsi="Wingdings" w:hint="default"/>
+        <w:sz w:val="20"/>
+      </w:rPr>
+    </w:lvl>
+    <w:lvl w:ilvl="6" w:tentative="1">
+      <w:start w:val="1"/>
+      <w:numFmt w:val="bullet"/>
+      <w:lvlText w:val=""/>
+      <w:lvlJc w:val="left"/>
+      <w:pPr>
+        <w:tabs>
+          <w:tab w:val="num" w:pos="5040"/>
+        </w:tabs>
+        <w:ind w:left="5040" w:hanging="360"/>
+      </w:pPr>
+      <w:rPr>
+        <w:rFonts w:ascii="Wingdings" w:hAnsi="Wingdings" w:hint="default"/>
+        <w:sz w:val="20"/>
+      </w:rPr>
+    </w:lvl>
+    <w:lvl w:ilvl="7" w:tentative="1">
+      <w:start w:val="1"/>
+      <w:numFmt w:val="bullet"/>
+      <w:lvlText w:val=""/>
+      <w:lvlJc w:val="left"/>
+      <w:pPr>
+        <w:tabs>
+          <w:tab w:val="num" w:pos="5760"/>
+        </w:tabs>
+        <w:ind w:left="5760" w:hanging="360"/>
+      </w:pPr>
+      <w:rPr>
+        <w:rFonts w:ascii="Wingdings" w:hAnsi="Wingdings" w:hint="default"/>
+        <w:sz w:val="20"/>
+      </w:rPr>
+    </w:lvl>
+    <w:lvl w:ilvl="8" w:tentative="1">
+      <w:start w:val="1"/>
+      <w:numFmt w:val="bullet"/>
+      <w:lvlText w:val=""/>
+      <w:lvlJc w:val="left"/>
+      <w:pPr>
+        <w:tabs>
+          <w:tab w:val="num" w:pos="6480"/>
+        </w:tabs>
+        <w:ind w:left="6480" w:hanging="360"/>
+      </w:pPr>
+      <w:rPr>
+        <w:rFonts w:ascii="Wingdings" w:hAnsi="Wingdings" w:hint="default"/>
+        <w:sz w:val="20"/>
+      </w:rPr>
+    </w:lvl>
+  </w:abstractNum>
   <w:num w:numId="1" w16cid:durableId="1842966532">
     <w:abstractNumId w:val="0"/>
   </w:num>
   <w:num w:numId="2" w16cid:durableId="503011053">
     <w:abstractNumId w:val="1"/>
+  </w:num>
+  <w:num w:numId="3" w16cid:durableId="1704790996">
+    <w:abstractNumId w:val="2"/>
+  </w:num>
+  <w:num w:numId="4" w16cid:durableId="2071535553">
+    <w:abstractNumId w:val="4"/>
+  </w:num>
+  <w:num w:numId="5" w16cid:durableId="705984330">
+    <w:abstractNumId w:val="3"/>
   </w:num>
 </w:numbering>
 </file>
@@ -1969,6 +3054,17 @@
       <w:rFonts w:ascii="Times New Roman" w:hAnsi="Times New Roman" w:cs="Times New Roman"/>
     </w:rPr>
   </w:style>
+  <w:style w:type="character" w:styleId="Strong">
+    <w:name w:val="Strong"/>
+    <w:basedOn w:val="DefaultParagraphFont"/>
+    <w:uiPriority w:val="22"/>
+    <w:qFormat/>
+    <w:rsid w:val="00D51673"/>
+    <w:rPr>
+      <w:b/>
+      <w:bCs/>
+    </w:rPr>
+  </w:style>
 </w:styles>
 </file>
 

--- a/power bi/PRATICE NOTES/analysis week 2.docx
+++ b/power bi/PRATICE NOTES/analysis week 2.docx
@@ -464,29 +464,7 @@
           <w:szCs w:val="36"/>
           <w:highlight w:val="yellow"/>
         </w:rPr>
-        <w:t>The data will not be shown, but it is not "removed</w:t>
-      </w:r>
-      <w:proofErr w:type="gramStart"/>
-      <w:r>
-        <w:rPr>
-          <w:b/>
-          <w:bCs/>
-          <w:sz w:val="36"/>
-          <w:szCs w:val="36"/>
-          <w:highlight w:val="yellow"/>
-        </w:rPr>
-        <w:t>"  it</w:t>
-      </w:r>
-      <w:proofErr w:type="gramEnd"/>
-      <w:r>
-        <w:rPr>
-          <w:b/>
-          <w:bCs/>
-          <w:sz w:val="36"/>
-          <w:szCs w:val="36"/>
-          <w:highlight w:val="yellow"/>
-        </w:rPr>
-        <w:t xml:space="preserve"> simply can’t be fetched because the source is down.</w:t>
+        <w:t>The data will not be shown, but it is not "removed"  it simply can’t be fetched because the source is down.</w:t>
       </w:r>
     </w:p>
     <w:p>
@@ -566,47 +544,7 @@
           <w:sz w:val="36"/>
           <w:szCs w:val="36"/>
         </w:rPr>
-        <w:t xml:space="preserve">: </w:t>
-      </w:r>
-      <w:proofErr w:type="gramStart"/>
-      <w:r>
-        <w:rPr>
-          <w:b/>
-          <w:bCs/>
-          <w:sz w:val="36"/>
-          <w:szCs w:val="36"/>
-        </w:rPr>
-        <w:t>IF  WE</w:t>
-      </w:r>
-      <w:proofErr w:type="gramEnd"/>
-      <w:r>
-        <w:rPr>
-          <w:b/>
-          <w:bCs/>
-          <w:sz w:val="36"/>
-          <w:szCs w:val="36"/>
-        </w:rPr>
-        <w:t xml:space="preserve"> USE BOTH IMPORT AND DIRECT QUERY IN SINGLE </w:t>
-      </w:r>
-      <w:proofErr w:type="gramStart"/>
-      <w:r>
-        <w:rPr>
-          <w:b/>
-          <w:bCs/>
-          <w:sz w:val="36"/>
-          <w:szCs w:val="36"/>
-        </w:rPr>
-        <w:t>REPORT</w:t>
-      </w:r>
-      <w:proofErr w:type="gramEnd"/>
-      <w:r>
-        <w:rPr>
-          <w:b/>
-          <w:bCs/>
-          <w:sz w:val="36"/>
-          <w:szCs w:val="36"/>
-        </w:rPr>
-        <w:t xml:space="preserve"> WE CALLS DUAL MODE</w:t>
+        <w:t>: IF  WE USE BOTH IMPORT AND DIRECT QUERY IN SINGLE REPORT WE CALLS DUAL MODE</w:t>
       </w:r>
     </w:p>
     <w:p>
@@ -857,29 +795,7 @@
           <w:highlight w:val="yellow"/>
         </w:rPr>
         <w:lastRenderedPageBreak/>
-        <w:t xml:space="preserve">USING PYTHON </w:t>
-      </w:r>
-      <w:proofErr w:type="gramStart"/>
-      <w:r>
-        <w:rPr>
-          <w:b/>
-          <w:bCs/>
-          <w:sz w:val="36"/>
-          <w:szCs w:val="36"/>
-          <w:highlight w:val="yellow"/>
-        </w:rPr>
-        <w:t>SCRIPT</w:t>
-      </w:r>
-      <w:proofErr w:type="gramEnd"/>
-      <w:r>
-        <w:rPr>
-          <w:b/>
-          <w:bCs/>
-          <w:sz w:val="36"/>
-          <w:szCs w:val="36"/>
-          <w:highlight w:val="yellow"/>
-        </w:rPr>
-        <w:t xml:space="preserve"> WE IMPORT PANDAS TO READ_CSV TO READ CSV FILE TO IMPORT IN POWER BI</w:t>
+        <w:t>USING PYTHON SCRIPT WE IMPORT PANDAS TO READ_CSV TO READ CSV FILE TO IMPORT IN POWER BI</w:t>
       </w:r>
       <w:r>
         <w:rPr>
@@ -956,37 +872,16 @@
           <w:szCs w:val="36"/>
           <w:highlight w:val="yellow"/>
         </w:rPr>
-        <w:t xml:space="preserve">M </w:t>
-      </w:r>
-      <w:proofErr w:type="gramStart"/>
-      <w:r>
-        <w:rPr>
-          <w:b/>
-          <w:bCs/>
-          <w:sz w:val="36"/>
-          <w:szCs w:val="36"/>
-          <w:highlight w:val="yellow"/>
-        </w:rPr>
-        <w:t>LANGUAGE</w:t>
-      </w:r>
-      <w:r>
-        <w:rPr>
-          <w:b/>
-          <w:bCs/>
-          <w:sz w:val="36"/>
-          <w:szCs w:val="36"/>
-        </w:rPr>
-        <w:t>(</w:t>
-      </w:r>
-      <w:proofErr w:type="gramEnd"/>
-      <w:r>
-        <w:rPr>
-          <w:b/>
-          <w:bCs/>
-          <w:sz w:val="36"/>
-          <w:szCs w:val="36"/>
-        </w:rPr>
-        <w:t>POWER QUERY FORMULA LANGUAGE)</w:t>
+        <w:t>M LANGUAGE</w:t>
+      </w:r>
+      <w:r>
+        <w:rPr>
+          <w:b/>
+          <w:bCs/>
+          <w:sz w:val="36"/>
+          <w:szCs w:val="36"/>
+        </w:rPr>
+        <w:t>(POWER QUERY FORMULA LANGUAGE)</w:t>
       </w:r>
     </w:p>
     <w:p>
@@ -1135,18 +1030,7 @@
           <w:szCs w:val="36"/>
           <w:highlight w:val="yellow"/>
         </w:rPr>
-        <w:t xml:space="preserve">IT IS A FORMULA LANGUAGE USED IN POWER BI, POWER PIVOT, AND </w:t>
-      </w:r>
-      <w:proofErr w:type="gramStart"/>
-      <w:r>
-        <w:rPr>
-          <w:b/>
-          <w:bCs/>
-          <w:sz w:val="36"/>
-          <w:szCs w:val="36"/>
-          <w:highlight w:val="yellow"/>
-        </w:rPr>
-        <w:t>SSAS</w:t>
+        <w:t>IT IS A FORMULA LANGUAGE USED IN POWER BI, POWER PIVOT, AND SSAS</w:t>
       </w:r>
       <w:r>
         <w:rPr>
@@ -1158,7 +1042,6 @@
         </w:rPr>
         <w:t>(</w:t>
       </w:r>
-      <w:proofErr w:type="gramEnd"/>
       <w:r>
         <w:rPr>
           <w:b/>
@@ -1420,6 +1303,940 @@
         </w:rPr>
         <w:t xml:space="preserve"> – DATEADD, DATESYTD, SAMEPERIODLASTYEAR</w:t>
       </w:r>
+    </w:p>
+    <w:p>
+      <w:pPr>
+        <w:pStyle w:val="ListParagraph"/>
+        <w:rPr>
+          <w:b/>
+          <w:bCs/>
+          <w:sz w:val="36"/>
+          <w:szCs w:val="36"/>
+        </w:rPr>
+      </w:pPr>
+    </w:p>
+    <w:p>
+      <w:pPr>
+        <w:pStyle w:val="ListParagraph"/>
+        <w:jc w:val="center"/>
+        <w:rPr>
+          <w:b/>
+          <w:bCs/>
+          <w:sz w:val="36"/>
+          <w:szCs w:val="36"/>
+        </w:rPr>
+      </w:pPr>
+      <w:r>
+        <w:rPr>
+          <w:b/>
+          <w:bCs/>
+          <w:sz w:val="36"/>
+          <w:szCs w:val="36"/>
+          <w:highlight w:val="yellow"/>
+        </w:rPr>
+        <w:lastRenderedPageBreak/>
+        <w:t>DAY-8</w:t>
+      </w:r>
+    </w:p>
+    <w:p>
+      <w:pPr>
+        <w:pStyle w:val="ListParagraph"/>
+        <w:rPr>
+          <w:b/>
+          <w:bCs/>
+          <w:sz w:val="36"/>
+          <w:szCs w:val="36"/>
+        </w:rPr>
+      </w:pPr>
+      <w:r>
+        <w:rPr>
+          <w:b/>
+          <w:bCs/>
+          <w:sz w:val="36"/>
+          <w:szCs w:val="36"/>
+        </w:rPr>
+        <w:t>TOPICS COVERED:</w:t>
+      </w:r>
+    </w:p>
+    <w:p>
+      <w:pPr>
+        <w:pStyle w:val="ListParagraph"/>
+        <w:rPr>
+          <w:b/>
+          <w:bCs/>
+          <w:sz w:val="36"/>
+          <w:szCs w:val="36"/>
+        </w:rPr>
+      </w:pPr>
+      <w:r>
+        <w:rPr>
+          <w:b/>
+          <w:bCs/>
+          <w:sz w:val="36"/>
+          <w:szCs w:val="36"/>
+        </w:rPr>
+        <w:t>CONDITIONAL COLUMN</w:t>
+      </w:r>
+    </w:p>
+    <w:p>
+      <w:pPr>
+        <w:pStyle w:val="ListParagraph"/>
+        <w:rPr>
+          <w:b/>
+          <w:bCs/>
+          <w:sz w:val="36"/>
+          <w:szCs w:val="36"/>
+        </w:rPr>
+      </w:pPr>
+      <w:r>
+        <w:rPr>
+          <w:b/>
+          <w:bCs/>
+          <w:sz w:val="36"/>
+          <w:szCs w:val="36"/>
+        </w:rPr>
+        <w:t>INDEX COLUMN</w:t>
+      </w:r>
+    </w:p>
+    <w:p>
+      <w:pPr>
+        <w:pStyle w:val="ListParagraph"/>
+        <w:rPr>
+          <w:b/>
+          <w:bCs/>
+          <w:sz w:val="36"/>
+          <w:szCs w:val="36"/>
+        </w:rPr>
+      </w:pPr>
+      <w:r>
+        <w:rPr>
+          <w:b/>
+          <w:bCs/>
+          <w:sz w:val="36"/>
+          <w:szCs w:val="36"/>
+          <w:highlight w:val="yellow"/>
+        </w:rPr>
+        <w:t>IMP:IN POWER BI SERVICES WE WONT HAVE FILTERS ONLY PARAMETERS IS SUPPORTED</w:t>
+      </w:r>
+    </w:p>
+    <w:p>
+      <w:pPr>
+        <w:pStyle w:val="ListParagraph"/>
+        <w:rPr>
+          <w:b/>
+          <w:bCs/>
+          <w:sz w:val="36"/>
+          <w:szCs w:val="36"/>
+        </w:rPr>
+      </w:pPr>
+    </w:p>
+    <w:p>
+      <w:pPr>
+        <w:pStyle w:val="ListParagraph"/>
+        <w:rPr>
+          <w:b/>
+          <w:bCs/>
+          <w:sz w:val="36"/>
+          <w:szCs w:val="36"/>
+        </w:rPr>
+      </w:pPr>
+      <w:r>
+        <w:rPr>
+          <w:b/>
+          <w:bCs/>
+          <w:sz w:val="36"/>
+          <w:szCs w:val="36"/>
+        </w:rPr>
+        <w:t xml:space="preserve">LINK: </w:t>
+      </w:r>
+      <w:hyperlink r:id="rId6" w:history="1">
+        <w:r>
+          <w:rPr>
+            <w:rStyle w:val="Hyperlink"/>
+            <w:b/>
+            <w:bCs/>
+            <w:sz w:val="36"/>
+            <w:szCs w:val="36"/>
+          </w:rPr>
+          <w:t>https://learn.microsoft.com/en-us/power-bi/create-reports/desktop-add-custom-column</w:t>
+        </w:r>
+      </w:hyperlink>
+    </w:p>
+    <w:p>
+      <w:pPr>
+        <w:pStyle w:val="ListParagraph"/>
+        <w:rPr>
+          <w:b/>
+          <w:bCs/>
+          <w:sz w:val="36"/>
+          <w:szCs w:val="36"/>
+        </w:rPr>
+      </w:pPr>
+    </w:p>
+    <w:p>
+      <w:pPr>
+        <w:pStyle w:val="ListParagraph"/>
+        <w:jc w:val="center"/>
+        <w:rPr>
+          <w:b/>
+          <w:bCs/>
+          <w:sz w:val="36"/>
+          <w:szCs w:val="36"/>
+        </w:rPr>
+      </w:pPr>
+      <w:r>
+        <w:rPr>
+          <w:b/>
+          <w:bCs/>
+          <w:sz w:val="36"/>
+          <w:szCs w:val="36"/>
+          <w:highlight w:val="yellow"/>
+        </w:rPr>
+        <w:t>DAY -9</w:t>
+      </w:r>
+      <w:r>
+        <w:rPr>
+          <w:b/>
+          <w:bCs/>
+          <w:sz w:val="36"/>
+          <w:szCs w:val="36"/>
+        </w:rPr>
+        <w:t xml:space="preserve"> </w:t>
+      </w:r>
+    </w:p>
+    <w:p>
+      <w:pPr>
+        <w:pStyle w:val="ListParagraph"/>
+        <w:rPr>
+          <w:b/>
+          <w:bCs/>
+          <w:sz w:val="36"/>
+          <w:szCs w:val="36"/>
+        </w:rPr>
+      </w:pPr>
+      <w:r>
+        <w:rPr>
+          <w:b/>
+          <w:bCs/>
+          <w:sz w:val="36"/>
+          <w:szCs w:val="36"/>
+          <w:highlight w:val="yellow"/>
+        </w:rPr>
+        <w:t>UNCLEANEDDATA</w:t>
+      </w:r>
+      <w:r>
+        <w:rPr>
+          <w:b/>
+          <w:bCs/>
+          <w:sz w:val="36"/>
+          <w:szCs w:val="36"/>
+          <w:highlight w:val="yellow"/>
+        </w:rPr>
+        <w:sym w:font="Wingdings" w:char="F0E0"/>
+      </w:r>
+      <w:r>
+        <w:rPr>
+          <w:b/>
+          <w:bCs/>
+          <w:sz w:val="36"/>
+          <w:szCs w:val="36"/>
+          <w:highlight w:val="yellow"/>
+        </w:rPr>
+        <w:t>TRANSFORMDATA</w:t>
+      </w:r>
+      <w:r>
+        <w:rPr>
+          <w:b/>
+          <w:bCs/>
+          <w:sz w:val="36"/>
+          <w:szCs w:val="36"/>
+          <w:highlight w:val="yellow"/>
+        </w:rPr>
+        <w:sym w:font="Wingdings" w:char="F0E0"/>
+      </w:r>
+      <w:r>
+        <w:rPr>
+          <w:b/>
+          <w:bCs/>
+          <w:sz w:val="36"/>
+          <w:szCs w:val="36"/>
+          <w:highlight w:val="yellow"/>
+        </w:rPr>
+        <w:t>CLEANED DATA</w:t>
+      </w:r>
+    </w:p>
+    <w:p>
+      <w:pPr>
+        <w:pStyle w:val="ListParagraph"/>
+        <w:rPr>
+          <w:b/>
+          <w:bCs/>
+          <w:sz w:val="36"/>
+          <w:szCs w:val="36"/>
+        </w:rPr>
+      </w:pPr>
+      <w:r>
+        <w:rPr>
+          <w:b/>
+          <w:bCs/>
+          <w:sz w:val="36"/>
+          <w:szCs w:val="36"/>
+        </w:rPr>
+        <w:tab/>
+      </w:r>
+      <w:r>
+        <w:rPr>
+          <w:b/>
+          <w:bCs/>
+          <w:sz w:val="36"/>
+          <w:szCs w:val="36"/>
+        </w:rPr>
+        <w:tab/>
+      </w:r>
+      <w:r>
+        <w:rPr>
+          <w:b/>
+          <w:bCs/>
+          <w:sz w:val="36"/>
+          <w:szCs w:val="36"/>
+        </w:rPr>
+        <w:tab/>
+      </w:r>
+      <w:r>
+        <w:rPr>
+          <w:b/>
+          <w:bCs/>
+          <w:sz w:val="36"/>
+          <w:szCs w:val="36"/>
+        </w:rPr>
+        <w:tab/>
+      </w:r>
+      <w:r>
+        <w:rPr>
+          <w:b/>
+          <w:bCs/>
+          <w:sz w:val="36"/>
+          <w:szCs w:val="36"/>
+        </w:rPr>
+        <w:tab/>
+        <w:t xml:space="preserve">||                                        </w:t>
+      </w:r>
+    </w:p>
+    <w:p>
+      <w:pPr>
+        <w:pStyle w:val="ListParagraph"/>
+        <w:rPr>
+          <w:b/>
+          <w:bCs/>
+          <w:sz w:val="36"/>
+          <w:szCs w:val="36"/>
+        </w:rPr>
+      </w:pPr>
+      <w:r>
+        <w:rPr>
+          <w:b/>
+          <w:bCs/>
+          <w:sz w:val="36"/>
+          <w:szCs w:val="36"/>
+        </w:rPr>
+        <w:t xml:space="preserve">                       </w:t>
+      </w:r>
+      <w:r>
+        <w:rPr>
+          <w:b/>
+          <w:bCs/>
+          <w:sz w:val="36"/>
+          <w:szCs w:val="36"/>
+          <w:highlight w:val="yellow"/>
+        </w:rPr>
+        <w:t>(REFRESH OR FILTER WE DO)</w:t>
+      </w:r>
+    </w:p>
+    <w:p>
+      <w:pPr>
+        <w:pStyle w:val="ListParagraph"/>
+        <w:rPr>
+          <w:b/>
+          <w:bCs/>
+          <w:sz w:val="36"/>
+          <w:szCs w:val="36"/>
+        </w:rPr>
+      </w:pPr>
+      <w:r>
+        <w:rPr>
+          <w:b/>
+          <w:bCs/>
+          <w:sz w:val="36"/>
+          <w:szCs w:val="36"/>
+        </w:rPr>
+        <w:t>THEN ONLY WE LOAD DATA FINALLY…</w:t>
+      </w:r>
+    </w:p>
+    <w:p>
+      <w:pPr>
+        <w:pStyle w:val="ListParagraph"/>
+        <w:rPr>
+          <w:b/>
+          <w:bCs/>
+          <w:sz w:val="36"/>
+          <w:szCs w:val="36"/>
+        </w:rPr>
+      </w:pPr>
+    </w:p>
+    <w:p>
+      <w:pPr>
+        <w:pStyle w:val="ListParagraph"/>
+        <w:rPr>
+          <w:b/>
+          <w:bCs/>
+          <w:sz w:val="36"/>
+          <w:szCs w:val="36"/>
+        </w:rPr>
+      </w:pPr>
+      <w:r>
+        <w:rPr>
+          <w:b/>
+          <w:bCs/>
+          <w:sz w:val="36"/>
+          <w:szCs w:val="36"/>
+          <w:highlight w:val="yellow"/>
+        </w:rPr>
+        <w:t>WE USE ADVANCED EDITOR FOR REPEATED TASK WE CAN RUN THE M LANGUAGE CODE FOR THAT</w:t>
+      </w:r>
+    </w:p>
+    <w:p>
+      <w:pPr>
+        <w:pStyle w:val="ListParagraph"/>
+        <w:rPr>
+          <w:b/>
+          <w:bCs/>
+          <w:sz w:val="36"/>
+          <w:szCs w:val="36"/>
+        </w:rPr>
+      </w:pPr>
+    </w:p>
+    <w:p>
+      <w:pPr>
+        <w:pStyle w:val="ListParagraph"/>
+        <w:rPr>
+          <w:b/>
+          <w:bCs/>
+          <w:sz w:val="36"/>
+          <w:szCs w:val="36"/>
+        </w:rPr>
+      </w:pPr>
+      <w:r>
+        <w:rPr>
+          <w:b/>
+          <w:bCs/>
+          <w:sz w:val="36"/>
+          <w:szCs w:val="36"/>
+        </w:rPr>
+        <w:t>TO READ M LANAGUAGE WE HAVE TWO</w:t>
+      </w:r>
+      <w:r>
+        <w:rPr>
+          <w:b/>
+          <w:bCs/>
+          <w:sz w:val="36"/>
+          <w:szCs w:val="36"/>
+        </w:rPr>
+        <w:t>:</w:t>
+      </w:r>
+    </w:p>
+    <w:p>
+      <w:pPr>
+        <w:pStyle w:val="ListParagraph"/>
+        <w:rPr>
+          <w:b/>
+          <w:bCs/>
+          <w:sz w:val="36"/>
+          <w:szCs w:val="36"/>
+          <w:highlight w:val="yellow"/>
+        </w:rPr>
+      </w:pPr>
+      <w:r>
+        <w:rPr>
+          <w:b/>
+          <w:bCs/>
+          <w:sz w:val="36"/>
+          <w:szCs w:val="36"/>
+          <w:highlight w:val="green"/>
+        </w:rPr>
+        <w:t>LET</w:t>
+      </w:r>
+      <w:r>
+        <w:rPr>
+          <w:b/>
+          <w:bCs/>
+          <w:sz w:val="36"/>
+          <w:szCs w:val="36"/>
+          <w:highlight w:val="yellow"/>
+        </w:rPr>
+        <w:t xml:space="preserve"> – WILL SHOW WHAT STEPS WE DONE</w:t>
+      </w:r>
+    </w:p>
+    <w:p>
+      <w:pPr>
+        <w:pStyle w:val="ListParagraph"/>
+        <w:rPr>
+          <w:b/>
+          <w:bCs/>
+          <w:sz w:val="36"/>
+          <w:szCs w:val="36"/>
+        </w:rPr>
+      </w:pPr>
+      <w:r>
+        <w:rPr>
+          <w:b/>
+          <w:bCs/>
+          <w:sz w:val="36"/>
+          <w:szCs w:val="36"/>
+          <w:highlight w:val="green"/>
+        </w:rPr>
+        <w:t>IN</w:t>
+      </w:r>
+      <w:r>
+        <w:rPr>
+          <w:b/>
+          <w:bCs/>
+          <w:sz w:val="36"/>
+          <w:szCs w:val="36"/>
+          <w:highlight w:val="yellow"/>
+        </w:rPr>
+        <w:t xml:space="preserve"> </w:t>
+      </w:r>
+      <w:r>
+        <w:rPr>
+          <w:b/>
+          <w:bCs/>
+          <w:sz w:val="36"/>
+          <w:szCs w:val="36"/>
+          <w:highlight w:val="yellow"/>
+        </w:rPr>
+        <w:t>- WILL SHOW CURRENT WORKING STEP</w:t>
+      </w:r>
+    </w:p>
+    <w:p>
+      <w:pPr>
+        <w:pStyle w:val="ListParagraph"/>
+        <w:rPr>
+          <w:b/>
+          <w:bCs/>
+          <w:sz w:val="36"/>
+          <w:szCs w:val="36"/>
+        </w:rPr>
+      </w:pPr>
+    </w:p>
+    <w:p>
+      <w:pPr>
+        <w:pStyle w:val="ListParagraph"/>
+        <w:rPr>
+          <w:b/>
+          <w:bCs/>
+          <w:sz w:val="36"/>
+          <w:szCs w:val="36"/>
+        </w:rPr>
+      </w:pPr>
+      <w:r>
+        <w:rPr>
+          <w:b/>
+          <w:bCs/>
+          <w:sz w:val="36"/>
+          <w:szCs w:val="36"/>
+        </w:rPr>
+        <w:t xml:space="preserve">M LANGUAGE IS STEP BY STEP PROCESS </w:t>
+      </w:r>
+      <w:r>
+        <w:rPr>
+          <w:b/>
+          <w:bCs/>
+          <w:sz w:val="36"/>
+          <w:szCs w:val="36"/>
+          <w:highlight w:val="green"/>
+        </w:rPr>
+        <w:t>(LIKE PYTHON INTERPRETER)</w:t>
+      </w:r>
+      <w:r>
+        <w:rPr>
+          <w:b/>
+          <w:bCs/>
+          <w:sz w:val="36"/>
+          <w:szCs w:val="36"/>
+        </w:rPr>
+        <w:t xml:space="preserve"> AND ITS WORKS IN SINGLE LINE</w:t>
+      </w:r>
+      <w:r>
+        <w:rPr>
+          <w:b/>
+          <w:bCs/>
+          <w:sz w:val="36"/>
+          <w:szCs w:val="36"/>
+        </w:rPr>
+        <w:t xml:space="preserve">,,THEN LINE END WITH </w:t>
+      </w:r>
+      <w:r>
+        <w:rPr>
+          <w:b/>
+          <w:bCs/>
+          <w:sz w:val="36"/>
+          <w:szCs w:val="36"/>
+          <w:highlight w:val="green"/>
+        </w:rPr>
+        <w:t>(,)</w:t>
+      </w:r>
+      <w:r>
+        <w:rPr>
+          <w:b/>
+          <w:bCs/>
+          <w:sz w:val="36"/>
+          <w:szCs w:val="36"/>
+        </w:rPr>
+        <w:t xml:space="preserve"> ONLY LAST LINE ENDS WITH </w:t>
+      </w:r>
+      <w:r>
+        <w:rPr>
+          <w:b/>
+          <w:bCs/>
+          <w:sz w:val="36"/>
+          <w:szCs w:val="36"/>
+          <w:highlight w:val="green"/>
+        </w:rPr>
+        <w:lastRenderedPageBreak/>
+        <w:t>NOTHING</w:t>
+      </w:r>
+      <w:r>
+        <w:rPr>
+          <w:b/>
+          <w:bCs/>
+          <w:sz w:val="36"/>
+          <w:szCs w:val="36"/>
+        </w:rPr>
+        <w:t xml:space="preserve"> </w:t>
+      </w:r>
+      <w:r>
+        <w:rPr>
+          <w:b/>
+          <w:bCs/>
+          <w:sz w:val="36"/>
+          <w:szCs w:val="36"/>
+        </w:rPr>
+        <w:t>AND THAT VARIABLE CONNECTED TO NEXT VARIABLE</w:t>
+      </w:r>
+      <w:r>
+        <w:rPr>
+          <w:b/>
+          <w:bCs/>
+          <w:sz w:val="36"/>
+          <w:szCs w:val="36"/>
+        </w:rPr>
+        <w:t xml:space="preserve"> </w:t>
+      </w:r>
+    </w:p>
+    <w:p>
+      <w:pPr>
+        <w:pStyle w:val="ListParagraph"/>
+        <w:rPr>
+          <w:b/>
+          <w:bCs/>
+          <w:sz w:val="36"/>
+          <w:szCs w:val="36"/>
+        </w:rPr>
+      </w:pPr>
+    </w:p>
+    <w:p>
+      <w:pPr>
+        <w:pStyle w:val="ListParagraph"/>
+        <w:rPr>
+          <w:b/>
+          <w:bCs/>
+          <w:sz w:val="36"/>
+          <w:szCs w:val="36"/>
+        </w:rPr>
+      </w:pPr>
+    </w:p>
+    <w:p>
+      <w:pPr>
+        <w:pStyle w:val="ListParagraph"/>
+        <w:rPr>
+          <w:b/>
+          <w:bCs/>
+          <w:sz w:val="36"/>
+          <w:szCs w:val="36"/>
+        </w:rPr>
+      </w:pPr>
+      <w:r>
+        <w:rPr>
+          <w:b/>
+          <w:bCs/>
+          <w:sz w:val="36"/>
+          <w:szCs w:val="36"/>
+        </w:rPr>
+        <w:t>M LANGUAGE VARIABLE :</w:t>
+      </w:r>
+    </w:p>
+    <w:p>
+      <w:pPr>
+        <w:pStyle w:val="ListParagraph"/>
+        <w:rPr>
+          <w:b/>
+          <w:bCs/>
+          <w:sz w:val="36"/>
+          <w:szCs w:val="36"/>
+        </w:rPr>
+      </w:pPr>
+      <w:r>
+        <w:rPr>
+          <w:b/>
+          <w:bCs/>
+          <w:sz w:val="36"/>
+          <w:szCs w:val="36"/>
+        </w:rPr>
+        <w:t xml:space="preserve">EX: </w:t>
+      </w:r>
+      <w:r>
+        <w:rPr>
+          <w:b/>
+          <w:bCs/>
+          <w:sz w:val="36"/>
+          <w:szCs w:val="36"/>
+          <w:highlight w:val="green"/>
+        </w:rPr>
+        <w:t>(SOURCE)</w:t>
+      </w:r>
+      <w:r>
+        <w:rPr>
+          <w:b/>
+          <w:bCs/>
+          <w:sz w:val="36"/>
+          <w:szCs w:val="36"/>
+        </w:rPr>
+        <w:t xml:space="preserve"> IS A VARAIBLE NAME IT SUPPORT</w:t>
+      </w:r>
+    </w:p>
+    <w:p>
+      <w:pPr>
+        <w:pStyle w:val="ListParagraph"/>
+        <w:rPr>
+          <w:b/>
+          <w:bCs/>
+          <w:sz w:val="36"/>
+          <w:szCs w:val="36"/>
+        </w:rPr>
+      </w:pPr>
+      <w:r>
+        <w:rPr>
+          <w:b/>
+          <w:bCs/>
+          <w:sz w:val="36"/>
+          <w:szCs w:val="36"/>
+        </w:rPr>
+        <w:t xml:space="preserve">SUPPOSE WE HAVE </w:t>
+      </w:r>
+      <w:r>
+        <w:rPr>
+          <w:b/>
+          <w:bCs/>
+          <w:sz w:val="36"/>
+          <w:szCs w:val="36"/>
+          <w:highlight w:val="green"/>
+        </w:rPr>
+        <w:t>(SOURCE TYPE)</w:t>
+      </w:r>
+      <w:r>
+        <w:rPr>
+          <w:b/>
+          <w:bCs/>
+          <w:sz w:val="36"/>
+          <w:szCs w:val="36"/>
+        </w:rPr>
+        <w:t xml:space="preserve"> IS VARAIABLE WE</w:t>
+      </w:r>
+    </w:p>
+    <w:p>
+      <w:pPr>
+        <w:pStyle w:val="ListParagraph"/>
+        <w:rPr>
+          <w:b/>
+          <w:bCs/>
+          <w:sz w:val="36"/>
+          <w:szCs w:val="36"/>
+        </w:rPr>
+      </w:pPr>
+      <w:r>
+        <w:rPr>
+          <w:b/>
+          <w:bCs/>
+          <w:sz w:val="36"/>
+          <w:szCs w:val="36"/>
+        </w:rPr>
+        <w:t xml:space="preserve">NEED DO </w:t>
+      </w:r>
+      <w:r>
+        <w:rPr>
+          <w:b/>
+          <w:bCs/>
+          <w:sz w:val="36"/>
+          <w:szCs w:val="36"/>
+          <w:highlight w:val="green"/>
+        </w:rPr>
+        <w:t>#”SOURCE TYPE”</w:t>
+      </w:r>
+    </w:p>
+    <w:p>
+      <w:pPr>
+        <w:pStyle w:val="ListParagraph"/>
+        <w:rPr>
+          <w:b/>
+          <w:bCs/>
+          <w:sz w:val="36"/>
+          <w:szCs w:val="36"/>
+          <w:highlight w:val="green"/>
+        </w:rPr>
+      </w:pPr>
+      <w:r>
+        <w:rPr>
+          <w:b/>
+          <w:bCs/>
+          <w:sz w:val="36"/>
+          <w:szCs w:val="36"/>
+          <w:highlight w:val="green"/>
+        </w:rPr>
+        <w:t>DON’T START VAR NAME WITH NUM</w:t>
+      </w:r>
+    </w:p>
+    <w:p>
+      <w:pPr>
+        <w:pStyle w:val="ListParagraph"/>
+        <w:rPr>
+          <w:b/>
+          <w:bCs/>
+          <w:sz w:val="36"/>
+          <w:szCs w:val="36"/>
+        </w:rPr>
+      </w:pPr>
+      <w:r>
+        <w:rPr>
+          <w:b/>
+          <w:bCs/>
+          <w:sz w:val="36"/>
+          <w:szCs w:val="36"/>
+          <w:highlight w:val="green"/>
+        </w:rPr>
+        <w:t>DON’T USE ANY SPECIAL CHARACTER IN VAR EXCEPT(_</w:t>
+      </w:r>
+      <w:r>
+        <w:rPr>
+          <w:b/>
+          <w:bCs/>
+          <w:sz w:val="36"/>
+          <w:szCs w:val="36"/>
+          <w:highlight w:val="green"/>
+        </w:rPr>
+        <w:t>,#</w:t>
+      </w:r>
+      <w:r>
+        <w:rPr>
+          <w:b/>
+          <w:bCs/>
+          <w:sz w:val="36"/>
+          <w:szCs w:val="36"/>
+          <w:highlight w:val="green"/>
+        </w:rPr>
+        <w:t>)</w:t>
+      </w:r>
+    </w:p>
+    <w:p>
+      <w:pPr>
+        <w:pStyle w:val="ListParagraph"/>
+        <w:rPr>
+          <w:b/>
+          <w:bCs/>
+          <w:sz w:val="36"/>
+          <w:szCs w:val="36"/>
+        </w:rPr>
+      </w:pPr>
+    </w:p>
+    <w:p>
+      <w:pPr>
+        <w:pStyle w:val="ListParagraph"/>
+      </w:pPr>
+      <w:r>
+        <w:rPr>
+          <w:b/>
+          <w:bCs/>
+          <w:sz w:val="36"/>
+          <w:szCs w:val="36"/>
+        </w:rPr>
+        <w:t xml:space="preserve">M LANGUAGE LINK: </w:t>
+      </w:r>
+      <w:hyperlink r:id="rId7" w:history="1">
+        <w:r>
+          <w:rPr>
+            <w:rStyle w:val="Hyperlink"/>
+            <w:b/>
+            <w:bCs/>
+            <w:sz w:val="36"/>
+            <w:szCs w:val="36"/>
+          </w:rPr>
+          <w:t>https://learn.microsoft.com/en-us/powerquery-m/</w:t>
+        </w:r>
+      </w:hyperlink>
+    </w:p>
+    <w:p>
+      <w:pPr>
+        <w:pStyle w:val="ListParagraph"/>
+        <w:rPr>
+          <w:b/>
+          <w:bCs/>
+          <w:sz w:val="36"/>
+          <w:szCs w:val="36"/>
+        </w:rPr>
+      </w:pPr>
+    </w:p>
+    <w:p>
+      <w:pPr>
+        <w:pStyle w:val="ListParagraph"/>
+        <w:rPr>
+          <w:b/>
+          <w:bCs/>
+          <w:sz w:val="36"/>
+          <w:szCs w:val="36"/>
+        </w:rPr>
+      </w:pPr>
+    </w:p>
+    <w:p>
+      <w:pPr>
+        <w:pStyle w:val="ListParagraph"/>
+        <w:rPr>
+          <w:b/>
+          <w:bCs/>
+          <w:sz w:val="36"/>
+          <w:szCs w:val="36"/>
+        </w:rPr>
+      </w:pPr>
+    </w:p>
+    <w:p>
+      <w:pPr>
+        <w:pStyle w:val="ListParagraph"/>
+        <w:rPr>
+          <w:b/>
+          <w:bCs/>
+          <w:sz w:val="36"/>
+          <w:szCs w:val="36"/>
+        </w:rPr>
+      </w:pPr>
+    </w:p>
+    <w:p>
+      <w:pPr>
+        <w:pStyle w:val="ListParagraph"/>
+        <w:rPr>
+          <w:b/>
+          <w:bCs/>
+          <w:sz w:val="36"/>
+          <w:szCs w:val="36"/>
+        </w:rPr>
+      </w:pPr>
     </w:p>
     <w:p>
       <w:pPr>
@@ -3065,6 +3882,29 @@
       <w:bCs/>
     </w:rPr>
   </w:style>
+  <w:style w:type="character" w:styleId="Hyperlink">
+    <w:name w:val="Hyperlink"/>
+    <w:basedOn w:val="DefaultParagraphFont"/>
+    <w:uiPriority w:val="99"/>
+    <w:unhideWhenUsed/>
+    <w:rsid w:val="003C68EE"/>
+    <w:rPr>
+      <w:color w:val="0563C1" w:themeColor="hyperlink"/>
+      <w:u w:val="single"/>
+    </w:rPr>
+  </w:style>
+  <w:style w:type="character" w:styleId="UnresolvedMention">
+    <w:name w:val="Unresolved Mention"/>
+    <w:basedOn w:val="DefaultParagraphFont"/>
+    <w:uiPriority w:val="99"/>
+    <w:semiHidden/>
+    <w:unhideWhenUsed/>
+    <w:rsid w:val="003C68EE"/>
+    <w:rPr>
+      <w:color w:val="605E5C"/>
+      <w:shd w:val="clear" w:color="auto" w:fill="E1DFDD"/>
+    </w:rPr>
+  </w:style>
 </w:styles>
 </file>
 
